--- a/pipeline/reference.docx
+++ b/pipeline/reference.docx
@@ -672,6 +672,9 @@
   <w:style w:type="paragraph" w:default="1" w:styleId="Normal">
     <w:name w:val="Normal"/>
     <w:qFormat/>
+    <w:rPr>
+      <w:rFonts w:ascii="Liberation Sans" w:hAnsi="Liberation Sans"/>
+    </w:rPr>
   </w:style>
   <w:style w:type="paragraph" w:styleId="BodyText">
     <w:name w:val="Body Text"/>
@@ -710,7 +713,7 @@
       <w:jc w:val="center"/>
     </w:pPr>
     <w:rPr>
-      <w:rFonts w:asciiTheme="majorHAnsi" w:eastAsiaTheme="majorEastAsia" w:hAnsiTheme="majorHAnsi" w:cstheme="majorBidi"/>
+      <w:rFonts w:asciiTheme="majorHAnsi" w:eastAsiaTheme="majorEastAsia" w:hAnsiTheme="majorHAnsi" w:cstheme="majorBidi" w:ascii="Liberation Sans" w:hAnsi="Liberation Sans"/>
       <w:color w:val="8B0000"/>
       <w:sz w:val="56"/>
       <w:szCs w:val="56"/>
@@ -845,7 +848,7 @@
       <w:outlineLvl w:val="0"/>
     </w:pPr>
     <w:rPr>
-      <w:rFonts w:asciiTheme="majorHAnsi" w:eastAsiaTheme="majorEastAsia" w:hAnsiTheme="majorHAnsi" w:cstheme="majorBidi"/>
+      <w:rFonts w:asciiTheme="majorHAnsi" w:eastAsiaTheme="majorEastAsia" w:hAnsiTheme="majorHAnsi" w:cstheme="majorBidi" w:ascii="Liberation Sans" w:hAnsi="Liberation Sans"/>
       <w:b/>
       <w:color w:val="8B0000"/>
       <w:sz w:val="48"/>
@@ -869,7 +872,7 @@
       <w:outlineLvl w:val="1"/>
     </w:pPr>
     <w:rPr>
-      <w:rFonts w:asciiTheme="majorHAnsi" w:eastAsiaTheme="majorEastAsia" w:hAnsiTheme="majorHAnsi" w:cstheme="majorBidi"/>
+      <w:rFonts w:asciiTheme="majorHAnsi" w:eastAsiaTheme="majorEastAsia" w:hAnsiTheme="majorHAnsi" w:cstheme="majorBidi" w:ascii="Liberation Sans" w:hAnsi="Liberation Sans"/>
       <w:b/>
       <w:color w:val="8B0000"/>
       <w:sz w:val="32"/>
@@ -893,7 +896,7 @@
       <w:outlineLvl w:val="2"/>
     </w:pPr>
     <w:rPr>
-      <w:rFonts w:eastAsiaTheme="majorEastAsia" w:cstheme="majorBidi"/>
+      <w:rFonts w:eastAsiaTheme="majorEastAsia" w:cstheme="majorBidi" w:ascii="Liberation Sans" w:hAnsi="Liberation Sans"/>
       <w:b/>
       <w:color w:val="8B0000"/>
       <w:sz w:val="26"/>
@@ -917,7 +920,7 @@
       <w:outlineLvl w:val="3"/>
     </w:pPr>
     <w:rPr>
-      <w:rFonts w:eastAsiaTheme="majorEastAsia" w:cstheme="majorBidi"/>
+      <w:rFonts w:eastAsiaTheme="majorEastAsia" w:cstheme="majorBidi" w:ascii="Liberation Sans" w:hAnsi="Liberation Sans"/>
       <w:b/>
       <w:i/>
       <w:iCs/>

--- a/pipeline/reference.docx
+++ b/pipeline/reference.docx
@@ -845,6 +845,7 @@
       <w:keepNext/>
       <w:keepLines/>
       <w:spacing w:before="360" w:after="80"/>
+      <w:jc w:val="center"/>
       <w:outlineLvl w:val="0"/>
     </w:pPr>
     <w:rPr>
@@ -1207,6 +1208,14 @@
         <w:bottom w:w="0" w:type="dxa"/>
         <w:right w:w="108" w:type="dxa"/>
       </w:tblCellMar>
+      <w:tblBorders>
+        <w:top w:val="single" w:sz="4" w:space="0" w:color="999999"/>
+        <w:left w:val="single" w:sz="4" w:space="0" w:color="999999"/>
+        <w:bottom w:val="single" w:sz="4" w:space="0" w:color="999999"/>
+        <w:right w:val="single" w:sz="4" w:space="0" w:color="999999"/>
+        <w:insideH w:val="single" w:sz="4" w:space="0" w:color="999999"/>
+        <w:insideV w:val="single" w:sz="4" w:space="0" w:color="999999"/>
+      </w:tblBorders>
     </w:tblPr>
     <w:tblStylePr w:type="firstRow">
       <w:tcPr>

--- a/pipeline/reference.docx
+++ b/pipeline/reference.docx
@@ -525,6 +525,48 @@
         </wp:inline>
       </w:drawing>
     </w:r>
+    <w:r>
+      <w:drawing>
+        <wp:anchor distT="0" distB="0" distL="0" distR="0" simplePos="0" relativeHeight="1" behindDoc="1" locked="0" layoutInCell="1" allowOverlap="1">
+          <wp:simplePos x="0" y="0"/>
+          <wp:positionH relativeFrom="page">
+            <wp:align>center</wp:align>
+          </wp:positionH>
+          <wp:positionV relativeFrom="page">
+            <wp:align>center</wp:align>
+          </wp:positionV>
+          <wp:extent cx="5029200" cy="5029200"/>
+          <wp:wrapNone/>
+          <wp:docPr id="2" name="Picture 2"/>
+          <wp:cNvGraphicFramePr xmlns:a="http://schemas.openxmlformats.org/drawingml/2006/main">
+            <a:graphicFrameLocks noChangeAspect="1"/>
+          </wp:cNvGraphicFramePr>
+          <a:graphic xmlns:a="http://schemas.openxmlformats.org/drawingml/2006/main" xmlns:pic="http://schemas.openxmlformats.org/drawingml/2006/picture">
+            <a:graphicData uri="http://schemas.openxmlformats.org/drawingml/2006/picture">
+              <pic:pic>
+                <pic:nvPicPr>
+                  <pic:cNvPr id="0" name="watermark-draft.png"/>
+                  <pic:cNvPicPr/>
+                </pic:nvPicPr>
+                <pic:blipFill>
+                  <a:blip r:embed="rId2"/>
+                  <a:stretch>
+                    <a:fillRect/>
+                  </a:stretch>
+                </pic:blipFill>
+                <pic:spPr>
+                  <a:xfrm>
+                    <a:off x="0" y="0"/>
+                    <a:ext cx="5029200" cy="5029200"/>
+                  </a:xfrm>
+                  <a:prstGeom prst="rect"/>
+                </pic:spPr>
+              </pic:pic>
+            </a:graphicData>
+          </a:graphic>
+        </wp:anchor>
+      </w:drawing>
+    </w:r>
   </w:p>
 </w:hdr>
 </file>
@@ -536,6 +578,48 @@
       <w:pStyle w:val="Header"/>
     </w:pPr>
     <w:r/>
+    <w:r>
+      <w:drawing>
+        <wp:anchor distT="0" distB="0" distL="0" distR="0" simplePos="0" relativeHeight="1" behindDoc="1" locked="0" layoutInCell="1" allowOverlap="1">
+          <wp:simplePos x="0" y="0"/>
+          <wp:positionH relativeFrom="page">
+            <wp:align>center</wp:align>
+          </wp:positionH>
+          <wp:positionV relativeFrom="page">
+            <wp:align>center</wp:align>
+          </wp:positionV>
+          <wp:extent cx="5029200" cy="5029200"/>
+          <wp:wrapNone/>
+          <wp:docPr id="1" name="Picture 1"/>
+          <wp:cNvGraphicFramePr xmlns:a="http://schemas.openxmlformats.org/drawingml/2006/main">
+            <a:graphicFrameLocks noChangeAspect="1"/>
+          </wp:cNvGraphicFramePr>
+          <a:graphic xmlns:a="http://schemas.openxmlformats.org/drawingml/2006/main" xmlns:pic="http://schemas.openxmlformats.org/drawingml/2006/picture">
+            <a:graphicData uri="http://schemas.openxmlformats.org/drawingml/2006/picture">
+              <pic:pic>
+                <pic:nvPicPr>
+                  <pic:cNvPr id="0" name="watermark-draft.png"/>
+                  <pic:cNvPicPr/>
+                </pic:nvPicPr>
+                <pic:blipFill>
+                  <a:blip r:embed="rId1"/>
+                  <a:stretch>
+                    <a:fillRect/>
+                  </a:stretch>
+                </pic:blipFill>
+                <pic:spPr>
+                  <a:xfrm>
+                    <a:off x="0" y="0"/>
+                    <a:ext cx="5029200" cy="5029200"/>
+                  </a:xfrm>
+                  <a:prstGeom prst="rect"/>
+                </pic:spPr>
+              </pic:pic>
+            </a:graphicData>
+          </a:graphic>
+        </wp:anchor>
+      </w:drawing>
+    </w:r>
   </w:p>
 </w:hdr>
 </file>
